--- a/srecanje4/naloga4.docx
+++ b/srecanje4/naloga4.docx
@@ -250,6 +250,233 @@
     <w:p>
       <w:r>
         <w:lastRenderedPageBreak/>
+        <w:drawing>
+          <wp:inline distT="0" distB="0" distL="0" distR="0" wp14:anchorId="57774DD1" wp14:editId="341FB590">
+            <wp:extent cx="5731510" cy="3130550"/>
+            <wp:effectExtent l="0" t="0" r="2540" b="0"/>
+            <wp:docPr id="984033051" name="Picture 1"/>
+            <wp:cNvGraphicFramePr>
+              <a:graphicFrameLocks xmlns:a="http://schemas.openxmlformats.org/drawingml/2006/main" noChangeAspect="1"/>
+            </wp:cNvGraphicFramePr>
+            <a:graphic xmlns:a="http://schemas.openxmlformats.org/drawingml/2006/main">
+              <a:graphicData uri="http://schemas.openxmlformats.org/drawingml/2006/picture">
+                <pic:pic xmlns:pic="http://schemas.openxmlformats.org/drawingml/2006/picture">
+                  <pic:nvPicPr>
+                    <pic:cNvPr id="984033051" name=""/>
+                    <pic:cNvPicPr/>
+                  </pic:nvPicPr>
+                  <pic:blipFill>
+                    <a:blip r:embed="rId6"/>
+                    <a:stretch>
+                      <a:fillRect/>
+                    </a:stretch>
+                  </pic:blipFill>
+                  <pic:spPr>
+                    <a:xfrm>
+                      <a:off x="0" y="0"/>
+                      <a:ext cx="5731510" cy="3130550"/>
+                    </a:xfrm>
+                    <a:prstGeom prst="rect">
+                      <a:avLst/>
+                    </a:prstGeom>
+                  </pic:spPr>
+                </pic:pic>
+              </a:graphicData>
+            </a:graphic>
+          </wp:inline>
+        </w:drawing>
+      </w:r>
+    </w:p>
+    <w:p>
+      <w:pPr>
+        <w:rPr>
+          <w:color w:val="215E99" w:themeColor="text2" w:themeTint="BF"/>
+        </w:rPr>
+      </w:pPr>
+      <w:r>
+        <w:rPr>
+          <w:color w:val="215E99" w:themeColor="text2" w:themeTint="BF"/>
+        </w:rPr>
+        <w:t>Tukaj sem</w:t>
+      </w:r>
+      <w:r>
+        <w:rPr>
+          <w:color w:val="215E99" w:themeColor="text2" w:themeTint="BF"/>
+        </w:rPr>
+        <w:t xml:space="preserve"> imel nekaj problemov z napako 403.  kar pa pomeni da je imel </w:t>
+      </w:r>
+      <w:proofErr w:type="spellStart"/>
+      <w:r>
+        <w:rPr>
+          <w:color w:val="215E99" w:themeColor="text2" w:themeTint="BF"/>
+        </w:rPr>
+        <w:t>github</w:t>
+      </w:r>
+      <w:proofErr w:type="spellEnd"/>
+      <w:r>
+        <w:rPr>
+          <w:color w:val="215E99" w:themeColor="text2" w:themeTint="BF"/>
+        </w:rPr>
+        <w:t xml:space="preserve"> probleme ker sem prijavljen na dveh računih. Moja edina rešitev te napake je bila ročni izbris drugega </w:t>
+      </w:r>
+      <w:proofErr w:type="spellStart"/>
+      <w:r>
+        <w:rPr>
+          <w:color w:val="215E99" w:themeColor="text2" w:themeTint="BF"/>
+        </w:rPr>
+        <w:t>logina</w:t>
+      </w:r>
+      <w:proofErr w:type="spellEnd"/>
+      <w:r>
+        <w:rPr>
+          <w:color w:val="215E99" w:themeColor="text2" w:themeTint="BF"/>
+        </w:rPr>
+        <w:t xml:space="preserve">. To sem pa naredil tako da sem v Windows </w:t>
+      </w:r>
+      <w:proofErr w:type="spellStart"/>
+      <w:r>
+        <w:rPr>
+          <w:color w:val="215E99" w:themeColor="text2" w:themeTint="BF"/>
+        </w:rPr>
+        <w:t>search</w:t>
+      </w:r>
+      <w:proofErr w:type="spellEnd"/>
+      <w:r>
+        <w:rPr>
+          <w:color w:val="215E99" w:themeColor="text2" w:themeTint="BF"/>
+        </w:rPr>
+        <w:t xml:space="preserve"> bar vpisal </w:t>
+      </w:r>
+      <w:proofErr w:type="spellStart"/>
+      <w:r>
+        <w:rPr>
+          <w:b/>
+          <w:bCs/>
+          <w:color w:val="215E99" w:themeColor="text2" w:themeTint="BF"/>
+        </w:rPr>
+        <w:t>Credential</w:t>
+      </w:r>
+      <w:proofErr w:type="spellEnd"/>
+      <w:r>
+        <w:rPr>
+          <w:b/>
+          <w:bCs/>
+          <w:color w:val="215E99" w:themeColor="text2" w:themeTint="BF"/>
+        </w:rPr>
+        <w:t xml:space="preserve"> </w:t>
+      </w:r>
+      <w:proofErr w:type="spellStart"/>
+      <w:r>
+        <w:rPr>
+          <w:b/>
+          <w:bCs/>
+          <w:color w:val="215E99" w:themeColor="text2" w:themeTint="BF"/>
+        </w:rPr>
+        <w:t>Maneger</w:t>
+      </w:r>
+      <w:proofErr w:type="spellEnd"/>
+      <w:r>
+        <w:rPr>
+          <w:b/>
+          <w:bCs/>
+          <w:color w:val="215E99" w:themeColor="text2" w:themeTint="BF"/>
+        </w:rPr>
+        <w:t xml:space="preserve"> </w:t>
+      </w:r>
+      <w:r>
+        <w:rPr>
+          <w:color w:val="215E99" w:themeColor="text2" w:themeTint="BF"/>
+        </w:rPr>
+        <w:t xml:space="preserve">v aplikaciji sem izbral </w:t>
+      </w:r>
+      <w:r>
+        <w:rPr>
+          <w:b/>
+          <w:bCs/>
+          <w:color w:val="215E99" w:themeColor="text2" w:themeTint="BF"/>
+        </w:rPr>
+        <w:t xml:space="preserve">Windows </w:t>
+      </w:r>
+      <w:proofErr w:type="spellStart"/>
+      <w:r>
+        <w:rPr>
+          <w:b/>
+          <w:bCs/>
+          <w:color w:val="215E99" w:themeColor="text2" w:themeTint="BF"/>
+        </w:rPr>
+        <w:t>Credantials</w:t>
+      </w:r>
+      <w:proofErr w:type="spellEnd"/>
+      <w:r>
+        <w:rPr>
+          <w:color w:val="215E99" w:themeColor="text2" w:themeTint="BF"/>
+        </w:rPr>
+        <w:t xml:space="preserve">, poiskal </w:t>
+      </w:r>
+      <w:proofErr w:type="spellStart"/>
+      <w:r>
+        <w:rPr>
+          <w:color w:val="215E99" w:themeColor="text2" w:themeTint="BF"/>
+        </w:rPr>
+        <w:t>github</w:t>
+      </w:r>
+      <w:proofErr w:type="spellEnd"/>
+      <w:r>
+        <w:rPr>
+          <w:color w:val="215E99" w:themeColor="text2" w:themeTint="BF"/>
+        </w:rPr>
+        <w:t xml:space="preserve"> in ga ročno zbrisal.</w:t>
+      </w:r>
+    </w:p>
+    <w:p>
+      <w:pPr>
+        <w:rPr>
+          <w:color w:val="215E99" w:themeColor="text2" w:themeTint="BF"/>
+        </w:rPr>
+      </w:pPr>
+      <w:r>
+        <w:rPr>
+          <w:color w:val="215E99" w:themeColor="text2" w:themeTint="BF"/>
+        </w:rPr>
+        <w:drawing>
+          <wp:inline distT="0" distB="0" distL="0" distR="0" wp14:anchorId="785D30D1" wp14:editId="0AE5B226">
+            <wp:extent cx="3586187" cy="3995027"/>
+            <wp:effectExtent l="0" t="0" r="0" b="5715"/>
+            <wp:docPr id="1606479181" name="Picture 1"/>
+            <wp:cNvGraphicFramePr>
+              <a:graphicFrameLocks xmlns:a="http://schemas.openxmlformats.org/drawingml/2006/main" noChangeAspect="1"/>
+            </wp:cNvGraphicFramePr>
+            <a:graphic xmlns:a="http://schemas.openxmlformats.org/drawingml/2006/main">
+              <a:graphicData uri="http://schemas.openxmlformats.org/drawingml/2006/picture">
+                <pic:pic xmlns:pic="http://schemas.openxmlformats.org/drawingml/2006/picture">
+                  <pic:nvPicPr>
+                    <pic:cNvPr id="1606479181" name=""/>
+                    <pic:cNvPicPr/>
+                  </pic:nvPicPr>
+                  <pic:blipFill>
+                    <a:blip r:embed="rId7"/>
+                    <a:stretch>
+                      <a:fillRect/>
+                    </a:stretch>
+                  </pic:blipFill>
+                  <pic:spPr>
+                    <a:xfrm>
+                      <a:off x="0" y="0"/>
+                      <a:ext cx="3593175" cy="4002811"/>
+                    </a:xfrm>
+                    <a:prstGeom prst="rect">
+                      <a:avLst/>
+                    </a:prstGeom>
+                  </pic:spPr>
+                </pic:pic>
+              </a:graphicData>
+            </a:graphic>
+          </wp:inline>
+        </w:drawing>
+      </w:r>
+    </w:p>
+    <w:p>
+      <w:r>
         <w:t xml:space="preserve">e. Na </w:t>
       </w:r>
       <w:proofErr w:type="spellStart"/>
@@ -280,6 +507,7 @@
     </w:p>
     <w:p>
       <w:r>
+        <w:lastRenderedPageBreak/>
         <w:t>primer:</w:t>
       </w:r>
       <w:r>
@@ -353,6 +581,7 @@
         <w:t xml:space="preserve"> preverite, ali so vaše mape in datoteke pravilno shranjene.</w:t>
       </w:r>
     </w:p>
+    <w:p/>
     <w:p>
       <w:r>
         <w:t>h. V mapo srecanje4 dodajte vse, kar ste naredili za to domačo nalogo.</w:t>
@@ -434,6 +663,51 @@
       </w:r>
       <w:r>
         <w:t>.</w:t>
+      </w:r>
+    </w:p>
+    <w:p>
+      <w:r>
+        <w:drawing>
+          <wp:inline distT="0" distB="0" distL="0" distR="0" wp14:anchorId="7C414BC2" wp14:editId="400DD98B">
+            <wp:extent cx="5731510" cy="3315970"/>
+            <wp:effectExtent l="0" t="0" r="2540" b="0"/>
+            <wp:docPr id="1473075659" name="Picture 1"/>
+            <wp:cNvGraphicFramePr>
+              <a:graphicFrameLocks xmlns:a="http://schemas.openxmlformats.org/drawingml/2006/main" noChangeAspect="1"/>
+            </wp:cNvGraphicFramePr>
+            <a:graphic xmlns:a="http://schemas.openxmlformats.org/drawingml/2006/main">
+              <a:graphicData uri="http://schemas.openxmlformats.org/drawingml/2006/picture">
+                <pic:pic xmlns:pic="http://schemas.openxmlformats.org/drawingml/2006/picture">
+                  <pic:nvPicPr>
+                    <pic:cNvPr id="1473075659" name=""/>
+                    <pic:cNvPicPr/>
+                  </pic:nvPicPr>
+                  <pic:blipFill>
+                    <a:blip r:embed="rId8"/>
+                    <a:stretch>
+                      <a:fillRect/>
+                    </a:stretch>
+                  </pic:blipFill>
+                  <pic:spPr>
+                    <a:xfrm>
+                      <a:off x="0" y="0"/>
+                      <a:ext cx="5731510" cy="3315970"/>
+                    </a:xfrm>
+                    <a:prstGeom prst="rect">
+                      <a:avLst/>
+                    </a:prstGeom>
+                  </pic:spPr>
+                </pic:pic>
+              </a:graphicData>
+            </a:graphic>
+          </wp:inline>
+        </w:drawing>
+      </w:r>
+    </w:p>
+    <w:p>
+      <w:r>
+        <w:tab/>
+        <w:t>TESTIRANJE NOVE VERZIJE GIT PUSH</w:t>
       </w:r>
     </w:p>
     <w:p>
@@ -594,6 +868,7 @@
     </w:p>
     <w:p>
       <w:r>
+        <w:lastRenderedPageBreak/>
         <w:t>Na vprašanja odgovorite.</w:t>
       </w:r>
     </w:p>
@@ -784,7 +1059,6 @@
     </w:p>
     <w:p>
       <w:r>
-        <w:lastRenderedPageBreak/>
         <w:pict w14:anchorId="46333B7B">
           <v:rect id="_x0000_i1057" style="width:468pt;height:1.5pt" o:hralign="center" o:hrstd="t" o:hr="t" fillcolor="#a0a0a0" stroked="f"/>
         </w:pict>
@@ -1132,6 +1406,7 @@
           <w:b/>
           <w:bCs/>
         </w:rPr>
+        <w:lastRenderedPageBreak/>
         <w:t>iv.</w:t>
       </w:r>
     </w:p>
